--- a/templates/docx/work-package.docx
+++ b/templates/docx/work-package.docx
@@ -165,7 +165,7 @@
                 <w:color w:val="212333"/>
                 <w:sz w:val="19"/>
               </w:rPr>
-              <w:t>Related step / gate</w:t>
+              <w:t>Related step / approval</w:t>
             </w:r>
           </w:p>
         </w:tc>
@@ -180,7 +180,7 @@
                 <w:color w:val="6A6A6A"/>
                 <w:sz w:val="17"/>
               </w:rPr>
-              <w:t>e.g. "Step 7 — Block identification" or "Gate 5". Link it back to the guide so the receiving person can read the full context if they need it.</w:t>
+              <w:t>e.g. "Step 7 — Block identification" or "Block inventory approval". Link it back to the guide so the receiving person can read the full context if they need it.</w:t>
             </w:r>
           </w:p>
         </w:tc>
@@ -320,7 +320,7 @@
                 <w:color w:val="6A6A6A"/>
                 <w:sz w:val="17"/>
               </w:rPr>
-              <w:t>Nothing starts until every one of these exists. List them specifically — "approved wireframes, Gate 6" not "the design".</w:t>
+              <w:t>Nothing starts until every one of these exists. List them specifically — "approved wireframes (wireframes approval)" not "the design".</w:t>
             </w:r>
           </w:p>
         </w:tc>
